--- a/Carlos Narvaez Resume 2026.docx
+++ b/Carlos Narvaez Resume 2026.docx
@@ -673,6 +673,17 @@
         <w:rPr>
           <w:rFonts w:ascii="Calibri" w:eastAsia="Calibri" w:hAnsi="Calibri" w:cs="Calibri"/>
           <w:b/>
+          <w:color w:val="000080"/>
+          <w:sz w:val="24"/>
+          <w:szCs w:val="24"/>
+        </w:rPr>
+      </w:pPr>
+    </w:p>
+    <w:p>
+      <w:pPr>
+        <w:rPr>
+          <w:rFonts w:ascii="Calibri" w:eastAsia="Calibri" w:hAnsi="Calibri" w:cs="Calibri"/>
+          <w:b/>
           <w:bCs/>
           <w:color w:val="000080"/>
           <w:sz w:val="24"/>
@@ -687,16 +698,63 @@
           <w:sz w:val="24"/>
           <w:szCs w:val="24"/>
         </w:rPr>
-        <w:t xml:space="preserve">Embedded Systems Engineer, </w:t>
-      </w:r>
-      <w:r>
-        <w:rPr>
-          <w:rFonts w:ascii="Calibri" w:eastAsia="Calibri" w:hAnsi="Calibri" w:cs="Calibri"/>
-          <w:b/>
-          <w:sz w:val="24"/>
-          <w:szCs w:val="24"/>
-        </w:rPr>
-        <w:t>Morphace</w:t>
+        <w:t>E</w:t>
+      </w:r>
+      <w:r>
+        <w:rPr>
+          <w:rFonts w:ascii="Calibri" w:eastAsia="Calibri" w:hAnsi="Calibri" w:cs="Calibri"/>
+          <w:b/>
+          <w:color w:val="000080"/>
+          <w:sz w:val="24"/>
+          <w:szCs w:val="24"/>
+        </w:rPr>
+        <w:t>mbedded systems developer</w:t>
+      </w:r>
+      <w:r>
+        <w:rPr>
+          <w:rFonts w:ascii="Calibri" w:eastAsia="Calibri" w:hAnsi="Calibri" w:cs="Calibri"/>
+          <w:b/>
+          <w:color w:val="000080"/>
+          <w:sz w:val="24"/>
+          <w:szCs w:val="24"/>
+        </w:rPr>
+        <w:t xml:space="preserve">, </w:t>
+      </w:r>
+      <w:r>
+        <w:rPr>
+          <w:rFonts w:ascii="Calibri" w:eastAsia="Calibri" w:hAnsi="Calibri" w:cs="Calibri"/>
+          <w:b/>
+          <w:sz w:val="24"/>
+          <w:szCs w:val="24"/>
+        </w:rPr>
+        <w:t>Mo</w:t>
+      </w:r>
+      <w:r>
+        <w:rPr>
+          <w:rFonts w:ascii="Calibri" w:eastAsia="Calibri" w:hAnsi="Calibri" w:cs="Calibri"/>
+          <w:b/>
+          <w:sz w:val="24"/>
+          <w:szCs w:val="24"/>
+        </w:rPr>
+        <w:t>on</w:t>
+      </w:r>
+      <w:r>
+        <w:rPr>
+          <w:rFonts w:ascii="Calibri" w:eastAsia="Calibri" w:hAnsi="Calibri" w:cs="Calibri"/>
+          <w:b/>
+          <w:sz w:val="24"/>
+          <w:szCs w:val="24"/>
+        </w:rPr>
+        <w:t xml:space="preserve"> T</w:t>
+      </w:r>
+      <w:r>
+        <w:rPr>
+          <w:rFonts w:ascii="Calibri" w:eastAsia="Calibri" w:hAnsi="Calibri" w:cs="Calibri"/>
+          <w:b/>
+          <w:sz w:val="24"/>
+          <w:szCs w:val="24"/>
+        </w:rPr>
+        <w:t>rades</w:t>
       </w:r>
       <w:r>
         <w:rPr>
@@ -734,7 +792,7 @@
           <w:sz w:val="24"/>
           <w:szCs w:val="24"/>
         </w:rPr>
-        <w:t>October</w:t>
+        <w:t>September</w:t>
       </w:r>
       <w:r>
         <w:rPr>
@@ -770,7 +828,7 @@
           <w:szCs w:val="24"/>
           <w:highlight w:val="white"/>
         </w:rPr>
-        <w:t>Designed embedded circuits and PCBs in KiCad for skin-health and bioelectronics applications</w:t>
+        <w:t>Leading sensor integration and embedded system architecture for the PEBBLE™ autonomous exploration platform.</w:t>
       </w:r>
     </w:p>
     <w:p>
@@ -796,144 +854,7 @@
           <w:szCs w:val="24"/>
           <w:highlight w:val="white"/>
         </w:rPr>
-        <w:t>Supported hardware validation and regulatory compliance under CSA SPE-3000:19</w:t>
-      </w:r>
-    </w:p>
-    <w:p>
-      <w:pPr>
-        <w:rPr>
-          <w:rFonts w:ascii="Calibri" w:eastAsia="Calibri" w:hAnsi="Calibri" w:cs="Calibri"/>
-          <w:b/>
-          <w:color w:val="000080"/>
-          <w:sz w:val="24"/>
-          <w:szCs w:val="24"/>
-        </w:rPr>
-      </w:pPr>
-    </w:p>
-    <w:p>
-      <w:pPr>
-        <w:rPr>
-          <w:rFonts w:ascii="Calibri" w:eastAsia="Calibri" w:hAnsi="Calibri" w:cs="Calibri"/>
-          <w:b/>
-          <w:bCs/>
-          <w:color w:val="000080"/>
-          <w:sz w:val="24"/>
-          <w:szCs w:val="24"/>
-        </w:rPr>
-      </w:pPr>
-      <w:r>
-        <w:rPr>
-          <w:rFonts w:ascii="Calibri" w:eastAsia="Calibri" w:hAnsi="Calibri" w:cs="Calibri"/>
-          <w:b/>
-          <w:color w:val="000080"/>
-          <w:sz w:val="24"/>
-          <w:szCs w:val="24"/>
-        </w:rPr>
-        <w:t>E</w:t>
-      </w:r>
-      <w:r>
-        <w:rPr>
-          <w:rFonts w:ascii="Calibri" w:eastAsia="Calibri" w:hAnsi="Calibri" w:cs="Calibri"/>
-          <w:b/>
-          <w:color w:val="000080"/>
-          <w:sz w:val="24"/>
-          <w:szCs w:val="24"/>
-        </w:rPr>
-        <w:t>mbedded systems developer</w:t>
-      </w:r>
-      <w:r>
-        <w:rPr>
-          <w:rFonts w:ascii="Calibri" w:eastAsia="Calibri" w:hAnsi="Calibri" w:cs="Calibri"/>
-          <w:b/>
-          <w:color w:val="000080"/>
-          <w:sz w:val="24"/>
-          <w:szCs w:val="24"/>
-        </w:rPr>
-        <w:t xml:space="preserve">, </w:t>
-      </w:r>
-      <w:r>
-        <w:rPr>
-          <w:rFonts w:ascii="Calibri" w:eastAsia="Calibri" w:hAnsi="Calibri" w:cs="Calibri"/>
-          <w:b/>
-          <w:sz w:val="24"/>
-          <w:szCs w:val="24"/>
-        </w:rPr>
-        <w:t>Mo</w:t>
-      </w:r>
-      <w:r>
-        <w:rPr>
-          <w:rFonts w:ascii="Calibri" w:eastAsia="Calibri" w:hAnsi="Calibri" w:cs="Calibri"/>
-          <w:b/>
-          <w:sz w:val="24"/>
-          <w:szCs w:val="24"/>
-        </w:rPr>
-        <w:t>on</w:t>
-      </w:r>
-      <w:r>
-        <w:rPr>
-          <w:rFonts w:ascii="Calibri" w:eastAsia="Calibri" w:hAnsi="Calibri" w:cs="Calibri"/>
-          <w:b/>
-          <w:sz w:val="24"/>
-          <w:szCs w:val="24"/>
-        </w:rPr>
-        <w:t xml:space="preserve"> T</w:t>
-      </w:r>
-      <w:r>
-        <w:rPr>
-          <w:rFonts w:ascii="Calibri" w:eastAsia="Calibri" w:hAnsi="Calibri" w:cs="Calibri"/>
-          <w:b/>
-          <w:sz w:val="24"/>
-          <w:szCs w:val="24"/>
-        </w:rPr>
-        <w:t>rades</w:t>
-      </w:r>
-      <w:r>
-        <w:rPr>
-          <w:rFonts w:ascii="Calibri" w:eastAsia="Calibri" w:hAnsi="Calibri" w:cs="Calibri"/>
-          <w:b/>
-          <w:color w:val="000080"/>
-          <w:sz w:val="24"/>
-          <w:szCs w:val="24"/>
-        </w:rPr>
-        <w:t xml:space="preserve"> </w:t>
-      </w:r>
-      <w:r>
-        <w:rPr>
-          <w:rFonts w:ascii="Calibri" w:eastAsia="Calibri" w:hAnsi="Calibri" w:cs="Calibri"/>
-          <w:sz w:val="24"/>
-          <w:szCs w:val="24"/>
-        </w:rPr>
-        <w:t>(Self-Employed Contractor),</w:t>
-      </w:r>
-      <w:r>
-        <w:rPr>
-          <w:rFonts w:ascii="Calibri" w:eastAsia="Calibri" w:hAnsi="Calibri" w:cs="Calibri"/>
-          <w:b/>
-          <w:color w:val="000080"/>
-          <w:sz w:val="24"/>
-          <w:szCs w:val="24"/>
-        </w:rPr>
-        <w:t xml:space="preserve"> </w:t>
-      </w:r>
-      <w:r>
-        <w:rPr>
-          <w:rFonts w:ascii="Calibri" w:eastAsia="Calibri" w:hAnsi="Calibri" w:cs="Calibri"/>
-          <w:b/>
-          <w:bCs/>
-          <w:sz w:val="24"/>
-          <w:szCs w:val="24"/>
-        </w:rPr>
-        <w:t>September</w:t>
-      </w:r>
-      <w:r>
-        <w:rPr>
-          <w:rFonts w:ascii="Calibri" w:eastAsia="Calibri" w:hAnsi="Calibri" w:cs="Calibri"/>
-          <w:b/>
-          <w:bCs/>
-          <w:sz w:val="24"/>
-          <w:szCs w:val="24"/>
-        </w:rPr>
-        <w:t xml:space="preserve"> 2025 – Present</w:t>
+        <w:t>Selecting and integrating advanced instrumentation, including LiDAR, hyperspectral imaging, and XRF geochemical analysis systems.</w:t>
       </w:r>
     </w:p>
     <w:p>
@@ -947,19 +868,168 @@
         <w:ind w:left="284" w:hanging="284"/>
         <w:rPr>
           <w:rFonts w:ascii="Calibri" w:eastAsia="Calibri" w:hAnsi="Calibri" w:cs="Calibri"/>
-          <w:sz w:val="24"/>
-          <w:szCs w:val="24"/>
-          <w:highlight w:val="white"/>
-        </w:rPr>
-      </w:pPr>
-      <w:r>
-        <w:rPr>
-          <w:rFonts w:ascii="Calibri" w:eastAsia="Calibri" w:hAnsi="Calibri" w:cs="Calibri"/>
-          <w:sz w:val="24"/>
-          <w:szCs w:val="24"/>
-          <w:highlight w:val="white"/>
-        </w:rPr>
-        <w:t>Leading sensor integration and embedded system architecture for the PEBBLE™ autonomous exploration platform.</w:t>
+          <w:b/>
+          <w:color w:val="000080"/>
+          <w:sz w:val="24"/>
+          <w:szCs w:val="24"/>
+          <w:lang w:val="en-CA"/>
+        </w:rPr>
+      </w:pPr>
+      <w:r>
+        <w:rPr>
+          <w:rFonts w:ascii="Calibri" w:eastAsia="Calibri" w:hAnsi="Calibri" w:cs="Calibri"/>
+          <w:sz w:val="24"/>
+          <w:szCs w:val="24"/>
+          <w:highlight w:val="white"/>
+        </w:rPr>
+        <w:t>Developing a real-time processing architecture on NVIDIA Jetson Orin for GPS-denied navigation</w:t>
+      </w:r>
+      <w:r>
+        <w:rPr>
+          <w:rFonts w:ascii="Calibri" w:eastAsia="Calibri" w:hAnsi="Calibri" w:cs="Calibri"/>
+          <w:b/>
+          <w:color w:val="000080"/>
+          <w:sz w:val="24"/>
+          <w:szCs w:val="24"/>
+          <w:lang w:val="en-CA"/>
+        </w:rPr>
+        <w:t xml:space="preserve"> </w:t>
+      </w:r>
+      <w:r>
+        <w:rPr>
+          <w:rFonts w:ascii="Calibri" w:eastAsia="Calibri" w:hAnsi="Calibri" w:cs="Calibri"/>
+          <w:sz w:val="24"/>
+          <w:szCs w:val="24"/>
+          <w:highlight w:val="white"/>
+        </w:rPr>
+        <w:t>and edge AI, and executing hardware integration for OCI Discovery Project underground validation.</w:t>
+      </w:r>
+    </w:p>
+    <w:p>
+      <w:pPr>
+        <w:pStyle w:val="ListParagraph"/>
+        <w:keepLines/>
+        <w:ind w:left="284"/>
+        <w:rPr>
+          <w:rFonts w:ascii="Calibri" w:eastAsia="Calibri" w:hAnsi="Calibri" w:cs="Calibri"/>
+          <w:b/>
+          <w:color w:val="000080"/>
+          <w:sz w:val="24"/>
+          <w:szCs w:val="24"/>
+          <w:lang w:val="en-CA"/>
+        </w:rPr>
+      </w:pPr>
+    </w:p>
+    <w:p>
+      <w:pPr>
+        <w:keepLines/>
+        <w:rPr>
+          <w:rFonts w:ascii="Calibri" w:eastAsia="Calibri" w:hAnsi="Calibri" w:cs="Calibri"/>
+          <w:b/>
+          <w:color w:val="000080"/>
+          <w:sz w:val="24"/>
+          <w:szCs w:val="24"/>
+        </w:rPr>
+      </w:pPr>
+      <w:r>
+        <w:rPr>
+          <w:rFonts w:ascii="Calibri" w:eastAsia="Calibri" w:hAnsi="Calibri" w:cs="Calibri"/>
+          <w:b/>
+          <w:color w:val="000080"/>
+          <w:sz w:val="24"/>
+          <w:szCs w:val="24"/>
+        </w:rPr>
+        <w:t xml:space="preserve">Embedded Systems Engineer, </w:t>
+      </w:r>
+      <w:r>
+        <w:rPr>
+          <w:rFonts w:ascii="Calibri" w:eastAsia="Calibri" w:hAnsi="Calibri" w:cs="Calibri"/>
+          <w:b/>
+          <w:sz w:val="24"/>
+          <w:szCs w:val="24"/>
+        </w:rPr>
+        <w:t>Rob</w:t>
+      </w:r>
+      <w:r>
+        <w:rPr>
+          <w:rFonts w:ascii="Calibri" w:eastAsia="Calibri" w:hAnsi="Calibri" w:cs="Calibri"/>
+          <w:b/>
+          <w:sz w:val="24"/>
+          <w:szCs w:val="24"/>
+        </w:rPr>
+        <w:t>b</w:t>
+      </w:r>
+      <w:r>
+        <w:rPr>
+          <w:rFonts w:ascii="Calibri" w:eastAsia="Calibri" w:hAnsi="Calibri" w:cs="Calibri"/>
+          <w:b/>
+          <w:sz w:val="24"/>
+          <w:szCs w:val="24"/>
+        </w:rPr>
+        <w:t>ie-Insurtech</w:t>
+      </w:r>
+      <w:r>
+        <w:rPr>
+          <w:rFonts w:ascii="Calibri" w:eastAsia="Calibri" w:hAnsi="Calibri" w:cs="Calibri"/>
+          <w:b/>
+          <w:sz w:val="24"/>
+          <w:szCs w:val="24"/>
+        </w:rPr>
+        <w:t>,</w:t>
+      </w:r>
+      <w:r>
+        <w:rPr>
+          <w:rFonts w:ascii="Calibri" w:eastAsia="Calibri" w:hAnsi="Calibri" w:cs="Calibri"/>
+          <w:b/>
+          <w:color w:val="000080"/>
+          <w:sz w:val="24"/>
+          <w:szCs w:val="24"/>
+        </w:rPr>
+        <w:t xml:space="preserve"> </w:t>
+      </w:r>
+      <w:r>
+        <w:rPr>
+          <w:rFonts w:ascii="Calibri" w:eastAsia="Calibri" w:hAnsi="Calibri" w:cs="Calibri"/>
+          <w:sz w:val="24"/>
+          <w:szCs w:val="24"/>
+        </w:rPr>
+        <w:t xml:space="preserve">(Self-Employed </w:t>
+      </w:r>
+      <w:r>
+        <w:rPr>
+          <w:rFonts w:ascii="Calibri" w:eastAsia="Calibri" w:hAnsi="Calibri" w:cs="Calibri"/>
+          <w:sz w:val="24"/>
+          <w:szCs w:val="24"/>
+        </w:rPr>
+        <w:t>Contractor)</w:t>
+      </w:r>
+      <w:r>
+        <w:rPr>
+          <w:rFonts w:ascii="Calibri" w:eastAsia="Calibri" w:hAnsi="Calibri" w:cs="Calibri"/>
+          <w:sz w:val="24"/>
+          <w:szCs w:val="24"/>
+        </w:rPr>
+        <w:t>,</w:t>
+      </w:r>
+      <w:r>
+        <w:rPr>
+          <w:rFonts w:ascii="Calibri" w:eastAsia="Calibri" w:hAnsi="Calibri" w:cs="Calibri"/>
+          <w:b/>
+          <w:color w:val="000080"/>
+          <w:sz w:val="24"/>
+          <w:szCs w:val="24"/>
+        </w:rPr>
+        <w:t xml:space="preserve"> </w:t>
+      </w:r>
+      <w:r>
+        <w:rPr>
+          <w:rFonts w:ascii="Calibri" w:eastAsia="Calibri" w:hAnsi="Calibri" w:cs="Calibri"/>
+          <w:b/>
+          <w:bCs/>
+          <w:sz w:val="24"/>
+          <w:szCs w:val="24"/>
+        </w:rPr>
+        <w:t>Aug 2025 – Present</w:t>
       </w:r>
     </w:p>
     <w:p>
@@ -985,7 +1055,25 @@
           <w:szCs w:val="24"/>
           <w:highlight w:val="white"/>
         </w:rPr>
-        <w:t>Selecting and integrating advanced instrumentation, including LiDAR, hyperspectral imaging, and XRF geochemical analysis systems.</w:t>
+        <w:t xml:space="preserve">Evaluate and document </w:t>
+      </w:r>
+      <w:r>
+        <w:rPr>
+          <w:rFonts w:ascii="Calibri" w:eastAsia="Calibri" w:hAnsi="Calibri" w:cs="Calibri"/>
+          <w:sz w:val="24"/>
+          <w:szCs w:val="24"/>
+          <w:highlight w:val="white"/>
+        </w:rPr>
+        <w:t>the</w:t>
+      </w:r>
+      <w:r>
+        <w:rPr>
+          <w:rFonts w:ascii="Calibri" w:eastAsia="Calibri" w:hAnsi="Calibri" w:cs="Calibri"/>
+          <w:sz w:val="24"/>
+          <w:szCs w:val="24"/>
+          <w:highlight w:val="white"/>
+        </w:rPr>
+        <w:t xml:space="preserve"> new hardware sensor upgrade. </w:t>
       </w:r>
     </w:p>
     <w:p>
@@ -999,168 +1087,28 @@
         <w:ind w:left="284" w:hanging="284"/>
         <w:rPr>
           <w:rFonts w:ascii="Calibri" w:eastAsia="Calibri" w:hAnsi="Calibri" w:cs="Calibri"/>
-          <w:b/>
-          <w:color w:val="000080"/>
-          <w:sz w:val="24"/>
-          <w:szCs w:val="24"/>
-          <w:lang w:val="en-CA"/>
-        </w:rPr>
-      </w:pPr>
-      <w:r>
-        <w:rPr>
-          <w:rFonts w:ascii="Calibri" w:eastAsia="Calibri" w:hAnsi="Calibri" w:cs="Calibri"/>
-          <w:sz w:val="24"/>
-          <w:szCs w:val="24"/>
-          <w:highlight w:val="white"/>
-        </w:rPr>
-        <w:t>Developing a real-time processing architecture on NVIDIA Jetson Orin for GPS-denied navigation</w:t>
-      </w:r>
-      <w:r>
-        <w:rPr>
-          <w:rFonts w:ascii="Calibri" w:eastAsia="Calibri" w:hAnsi="Calibri" w:cs="Calibri"/>
-          <w:b/>
-          <w:color w:val="000080"/>
-          <w:sz w:val="24"/>
-          <w:szCs w:val="24"/>
-          <w:lang w:val="en-CA"/>
-        </w:rPr>
-        <w:t xml:space="preserve"> </w:t>
-      </w:r>
-      <w:r>
-        <w:rPr>
-          <w:rFonts w:ascii="Calibri" w:eastAsia="Calibri" w:hAnsi="Calibri" w:cs="Calibri"/>
-          <w:sz w:val="24"/>
-          <w:szCs w:val="24"/>
-          <w:highlight w:val="white"/>
-        </w:rPr>
-        <w:t>and edge AI, and executing hardware integration for OCI Discovery Project underground validation.</w:t>
-      </w:r>
-    </w:p>
-    <w:p>
-      <w:pPr>
-        <w:pStyle w:val="ListParagraph"/>
-        <w:keepLines/>
-        <w:ind w:left="284"/>
-        <w:rPr>
-          <w:rFonts w:ascii="Calibri" w:eastAsia="Calibri" w:hAnsi="Calibri" w:cs="Calibri"/>
-          <w:b/>
-          <w:color w:val="000080"/>
-          <w:sz w:val="24"/>
-          <w:szCs w:val="24"/>
-          <w:lang w:val="en-CA"/>
-        </w:rPr>
-      </w:pPr>
-    </w:p>
-    <w:p>
-      <w:pPr>
-        <w:keepLines/>
-        <w:rPr>
-          <w:rFonts w:ascii="Calibri" w:eastAsia="Calibri" w:hAnsi="Calibri" w:cs="Calibri"/>
-          <w:b/>
-          <w:color w:val="000080"/>
-          <w:sz w:val="24"/>
-          <w:szCs w:val="24"/>
-        </w:rPr>
-      </w:pPr>
-      <w:r>
-        <w:rPr>
-          <w:rFonts w:ascii="Calibri" w:eastAsia="Calibri" w:hAnsi="Calibri" w:cs="Calibri"/>
-          <w:b/>
-          <w:color w:val="000080"/>
-          <w:sz w:val="24"/>
-          <w:szCs w:val="24"/>
-        </w:rPr>
-        <w:t xml:space="preserve">Embedded Systems Engineer, </w:t>
-      </w:r>
-      <w:r>
-        <w:rPr>
-          <w:rFonts w:ascii="Calibri" w:eastAsia="Calibri" w:hAnsi="Calibri" w:cs="Calibri"/>
-          <w:b/>
-          <w:sz w:val="24"/>
-          <w:szCs w:val="24"/>
-        </w:rPr>
-        <w:t>Rob</w:t>
-      </w:r>
-      <w:r>
-        <w:rPr>
-          <w:rFonts w:ascii="Calibri" w:eastAsia="Calibri" w:hAnsi="Calibri" w:cs="Calibri"/>
-          <w:b/>
-          <w:sz w:val="24"/>
-          <w:szCs w:val="24"/>
-        </w:rPr>
-        <w:t>b</w:t>
-      </w:r>
-      <w:r>
-        <w:rPr>
-          <w:rFonts w:ascii="Calibri" w:eastAsia="Calibri" w:hAnsi="Calibri" w:cs="Calibri"/>
-          <w:b/>
-          <w:sz w:val="24"/>
-          <w:szCs w:val="24"/>
-        </w:rPr>
-        <w:t>ie-Insurtech</w:t>
-      </w:r>
-      <w:r>
-        <w:rPr>
-          <w:rFonts w:ascii="Calibri" w:eastAsia="Calibri" w:hAnsi="Calibri" w:cs="Calibri"/>
-          <w:b/>
-          <w:sz w:val="24"/>
-          <w:szCs w:val="24"/>
-        </w:rPr>
-        <w:t>,</w:t>
-      </w:r>
-      <w:r>
-        <w:rPr>
-          <w:rFonts w:ascii="Calibri" w:eastAsia="Calibri" w:hAnsi="Calibri" w:cs="Calibri"/>
-          <w:b/>
-          <w:color w:val="000080"/>
-          <w:sz w:val="24"/>
-          <w:szCs w:val="24"/>
-        </w:rPr>
-        <w:t xml:space="preserve"> </w:t>
-      </w:r>
-      <w:r>
-        <w:rPr>
-          <w:rFonts w:ascii="Calibri" w:eastAsia="Calibri" w:hAnsi="Calibri" w:cs="Calibri"/>
-          <w:sz w:val="24"/>
-          <w:szCs w:val="24"/>
-        </w:rPr>
-        <w:t xml:space="preserve">(Self-Employed </w:t>
-      </w:r>
-      <w:r>
-        <w:rPr>
-          <w:rFonts w:ascii="Calibri" w:eastAsia="Calibri" w:hAnsi="Calibri" w:cs="Calibri"/>
-          <w:sz w:val="24"/>
-          <w:szCs w:val="24"/>
-        </w:rPr>
-        <w:t>Contractor)</w:t>
-      </w:r>
-      <w:r>
-        <w:rPr>
-          <w:rFonts w:ascii="Calibri" w:eastAsia="Calibri" w:hAnsi="Calibri" w:cs="Calibri"/>
-          <w:sz w:val="24"/>
-          <w:szCs w:val="24"/>
-        </w:rPr>
-        <w:t>,</w:t>
-      </w:r>
-      <w:r>
-        <w:rPr>
-          <w:rFonts w:ascii="Calibri" w:eastAsia="Calibri" w:hAnsi="Calibri" w:cs="Calibri"/>
-          <w:b/>
-          <w:color w:val="000080"/>
-          <w:sz w:val="24"/>
-          <w:szCs w:val="24"/>
-        </w:rPr>
-        <w:t xml:space="preserve"> </w:t>
-      </w:r>
-      <w:r>
-        <w:rPr>
-          <w:rFonts w:ascii="Calibri" w:eastAsia="Calibri" w:hAnsi="Calibri" w:cs="Calibri"/>
-          <w:b/>
-          <w:bCs/>
-          <w:sz w:val="24"/>
-          <w:szCs w:val="24"/>
-        </w:rPr>
-        <w:t>Aug 2025 – Present</w:t>
+          <w:sz w:val="24"/>
+          <w:szCs w:val="24"/>
+          <w:highlight w:val="white"/>
+        </w:rPr>
+      </w:pPr>
+      <w:r>
+        <w:rPr>
+          <w:rFonts w:ascii="Calibri" w:eastAsia="Calibri" w:hAnsi="Calibri" w:cs="Calibri"/>
+          <w:sz w:val="24"/>
+          <w:szCs w:val="24"/>
+          <w:highlight w:val="white"/>
+        </w:rPr>
+        <w:t>Support software and hardware integration and development of hard-tech solutions</w:t>
+      </w:r>
+      <w:r>
+        <w:rPr>
+          <w:rFonts w:ascii="Calibri" w:eastAsia="Calibri" w:hAnsi="Calibri" w:cs="Calibri"/>
+          <w:sz w:val="24"/>
+          <w:szCs w:val="24"/>
+          <w:highlight w:val="white"/>
+        </w:rPr>
+        <w:t>.</w:t>
       </w:r>
     </w:p>
     <w:p>
@@ -1186,25 +1134,127 @@
           <w:szCs w:val="24"/>
           <w:highlight w:val="white"/>
         </w:rPr>
-        <w:t xml:space="preserve">Evaluate and document </w:t>
-      </w:r>
-      <w:r>
-        <w:rPr>
-          <w:rFonts w:ascii="Calibri" w:eastAsia="Calibri" w:hAnsi="Calibri" w:cs="Calibri"/>
-          <w:sz w:val="24"/>
-          <w:szCs w:val="24"/>
-          <w:highlight w:val="white"/>
-        </w:rPr>
-        <w:t>the</w:t>
-      </w:r>
-      <w:r>
-        <w:rPr>
-          <w:rFonts w:ascii="Calibri" w:eastAsia="Calibri" w:hAnsi="Calibri" w:cs="Calibri"/>
-          <w:sz w:val="24"/>
-          <w:szCs w:val="24"/>
-          <w:highlight w:val="white"/>
-        </w:rPr>
-        <w:t xml:space="preserve"> new hardware sensor upgrade. </w:t>
+        <w:t>Validated hardware integration using Linux-based tools -Field-tested moisture sensors for performance and reliability</w:t>
+      </w:r>
+      <w:r>
+        <w:rPr>
+          <w:rFonts w:ascii="Calibri" w:eastAsia="Calibri" w:hAnsi="Calibri" w:cs="Calibri"/>
+          <w:sz w:val="24"/>
+          <w:szCs w:val="24"/>
+          <w:highlight w:val="white"/>
+        </w:rPr>
+        <w:t>.</w:t>
+      </w:r>
+    </w:p>
+    <w:p>
+      <w:pPr>
+        <w:keepLines/>
+        <w:rPr>
+          <w:rFonts w:ascii="Calibri" w:eastAsia="Calibri" w:hAnsi="Calibri" w:cs="Calibri"/>
+          <w:sz w:val="24"/>
+          <w:szCs w:val="24"/>
+          <w:highlight w:val="white"/>
+        </w:rPr>
+      </w:pPr>
+    </w:p>
+    <w:p>
+      <w:pPr>
+        <w:rPr>
+          <w:rFonts w:ascii="Calibri" w:eastAsia="Calibri" w:hAnsi="Calibri" w:cs="Calibri"/>
+          <w:b/>
+          <w:bCs/>
+          <w:sz w:val="24"/>
+          <w:szCs w:val="24"/>
+        </w:rPr>
+      </w:pPr>
+      <w:r>
+        <w:rPr>
+          <w:rFonts w:ascii="Calibri" w:eastAsia="Calibri" w:hAnsi="Calibri" w:cs="Calibri"/>
+          <w:b/>
+          <w:color w:val="000080"/>
+          <w:sz w:val="24"/>
+          <w:szCs w:val="24"/>
+        </w:rPr>
+        <w:t xml:space="preserve">Main Engineer, </w:t>
+      </w:r>
+      <w:r>
+        <w:rPr>
+          <w:rFonts w:ascii="Calibri" w:eastAsia="Calibri" w:hAnsi="Calibri" w:cs="Calibri"/>
+          <w:b/>
+          <w:sz w:val="24"/>
+          <w:szCs w:val="24"/>
+        </w:rPr>
+        <w:t>Rabbit Systems</w:t>
+      </w:r>
+      <w:r>
+        <w:rPr>
+          <w:rFonts w:ascii="Calibri" w:eastAsia="Calibri" w:hAnsi="Calibri" w:cs="Calibri"/>
+          <w:sz w:val="24"/>
+          <w:szCs w:val="24"/>
+        </w:rPr>
+        <w:t xml:space="preserve"> (</w:t>
+      </w:r>
+      <w:r>
+        <w:rPr>
+          <w:rFonts w:ascii="Calibri" w:eastAsia="Calibri" w:hAnsi="Calibri" w:cs="Calibri"/>
+          <w:sz w:val="24"/>
+          <w:szCs w:val="24"/>
+        </w:rPr>
+        <w:t>Self-Employed</w:t>
+      </w:r>
+      <w:r>
+        <w:rPr>
+          <w:rFonts w:ascii="Calibri" w:eastAsia="Calibri" w:hAnsi="Calibri" w:cs="Calibri"/>
+          <w:sz w:val="24"/>
+          <w:szCs w:val="24"/>
+        </w:rPr>
+        <w:t xml:space="preserve"> Contractor</w:t>
+      </w:r>
+      <w:r>
+        <w:rPr>
+          <w:rFonts w:ascii="Calibri" w:eastAsia="Calibri" w:hAnsi="Calibri" w:cs="Calibri"/>
+          <w:sz w:val="24"/>
+          <w:szCs w:val="24"/>
+        </w:rPr>
+        <w:t>)</w:t>
+      </w:r>
+      <w:r>
+        <w:rPr>
+          <w:rFonts w:ascii="Calibri" w:eastAsia="Calibri" w:hAnsi="Calibri" w:cs="Calibri"/>
+          <w:sz w:val="24"/>
+          <w:szCs w:val="24"/>
+        </w:rPr>
+        <w:t xml:space="preserve">, </w:t>
+      </w:r>
+      <w:r>
+        <w:rPr>
+          <w:rFonts w:ascii="Calibri" w:eastAsia="Calibri" w:hAnsi="Calibri" w:cs="Calibri"/>
+          <w:b/>
+          <w:bCs/>
+          <w:sz w:val="24"/>
+          <w:szCs w:val="24"/>
+        </w:rPr>
+        <w:t>Mar</w:t>
+      </w:r>
+      <w:r>
+        <w:rPr>
+          <w:rFonts w:ascii="Calibri" w:eastAsia="Calibri" w:hAnsi="Calibri" w:cs="Calibri"/>
+          <w:b/>
+          <w:bCs/>
+          <w:sz w:val="24"/>
+          <w:szCs w:val="24"/>
+        </w:rPr>
+        <w:t xml:space="preserve"> 2024 – </w:t>
+      </w:r>
+      <w:r>
+        <w:rPr>
+          <w:rFonts w:ascii="Calibri" w:eastAsia="Calibri" w:hAnsi="Calibri" w:cs="Calibri"/>
+          <w:b/>
+          <w:bCs/>
+          <w:sz w:val="24"/>
+          <w:szCs w:val="24"/>
+        </w:rPr>
+        <w:t>Present</w:t>
       </w:r>
     </w:p>
     <w:p>
@@ -1230,16 +1280,43 @@
           <w:szCs w:val="24"/>
           <w:highlight w:val="white"/>
         </w:rPr>
-        <w:t>Support software and hardware integration and development of hard-tech solutions</w:t>
-      </w:r>
-      <w:r>
-        <w:rPr>
-          <w:rFonts w:ascii="Calibri" w:eastAsia="Calibri" w:hAnsi="Calibri" w:cs="Calibri"/>
-          <w:sz w:val="24"/>
-          <w:szCs w:val="24"/>
-          <w:highlight w:val="white"/>
-        </w:rPr>
-        <w:t>.</w:t>
+        <w:t xml:space="preserve">Designed a Command Line Interface library for </w:t>
+      </w:r>
+      <w:r>
+        <w:rPr>
+          <w:rFonts w:ascii="Calibri" w:eastAsia="Calibri" w:hAnsi="Calibri" w:cs="Calibri"/>
+          <w:sz w:val="24"/>
+          <w:szCs w:val="24"/>
+          <w:highlight w:val="white"/>
+        </w:rPr>
+        <w:t>STM</w:t>
+      </w:r>
+      <w:r>
+        <w:rPr>
+          <w:rFonts w:ascii="Calibri" w:eastAsia="Calibri" w:hAnsi="Calibri" w:cs="Calibri"/>
+          <w:sz w:val="24"/>
+          <w:szCs w:val="24"/>
+          <w:highlight w:val="white"/>
+        </w:rPr>
+        <w:t xml:space="preserve">32 and </w:t>
+      </w:r>
+      <w:r>
+        <w:rPr>
+          <w:rFonts w:ascii="Calibri" w:eastAsia="Calibri" w:hAnsi="Calibri" w:cs="Calibri"/>
+          <w:sz w:val="24"/>
+          <w:szCs w:val="24"/>
+          <w:highlight w:val="white"/>
+        </w:rPr>
+        <w:t>ESP32</w:t>
+      </w:r>
+      <w:r>
+        <w:rPr>
+          <w:rFonts w:ascii="Calibri" w:eastAsia="Calibri" w:hAnsi="Calibri" w:cs="Calibri"/>
+          <w:sz w:val="24"/>
+          <w:szCs w:val="24"/>
+          <w:highlight w:val="white"/>
+        </w:rPr>
+        <w:t xml:space="preserve"> microcontrollers.</w:t>
       </w:r>
     </w:p>
     <w:p>
@@ -1265,127 +1342,43 @@
           <w:szCs w:val="24"/>
           <w:highlight w:val="white"/>
         </w:rPr>
-        <w:t>Validated hardware integration using Linux-based tools -Field-tested moisture sensors for performance and reliability</w:t>
-      </w:r>
-      <w:r>
-        <w:rPr>
-          <w:rFonts w:ascii="Calibri" w:eastAsia="Calibri" w:hAnsi="Calibri" w:cs="Calibri"/>
-          <w:sz w:val="24"/>
-          <w:szCs w:val="24"/>
-          <w:highlight w:val="white"/>
-        </w:rPr>
-        <w:t>.</w:t>
-      </w:r>
-    </w:p>
-    <w:p>
-      <w:pPr>
-        <w:keepLines/>
-        <w:rPr>
-          <w:rFonts w:ascii="Calibri" w:eastAsia="Calibri" w:hAnsi="Calibri" w:cs="Calibri"/>
-          <w:sz w:val="24"/>
-          <w:szCs w:val="24"/>
-          <w:highlight w:val="white"/>
-        </w:rPr>
-      </w:pPr>
-    </w:p>
-    <w:p>
-      <w:pPr>
-        <w:rPr>
-          <w:rFonts w:ascii="Calibri" w:eastAsia="Calibri" w:hAnsi="Calibri" w:cs="Calibri"/>
-          <w:b/>
-          <w:bCs/>
-          <w:sz w:val="24"/>
-          <w:szCs w:val="24"/>
-        </w:rPr>
-      </w:pPr>
-      <w:r>
-        <w:rPr>
-          <w:rFonts w:ascii="Calibri" w:eastAsia="Calibri" w:hAnsi="Calibri" w:cs="Calibri"/>
-          <w:b/>
-          <w:color w:val="000080"/>
-          <w:sz w:val="24"/>
-          <w:szCs w:val="24"/>
-        </w:rPr>
-        <w:t xml:space="preserve">Main Engineer, </w:t>
-      </w:r>
-      <w:r>
-        <w:rPr>
-          <w:rFonts w:ascii="Calibri" w:eastAsia="Calibri" w:hAnsi="Calibri" w:cs="Calibri"/>
-          <w:b/>
-          <w:sz w:val="24"/>
-          <w:szCs w:val="24"/>
-        </w:rPr>
-        <w:t>Rabbit Systems</w:t>
-      </w:r>
-      <w:r>
-        <w:rPr>
-          <w:rFonts w:ascii="Calibri" w:eastAsia="Calibri" w:hAnsi="Calibri" w:cs="Calibri"/>
-          <w:sz w:val="24"/>
-          <w:szCs w:val="24"/>
-        </w:rPr>
-        <w:t xml:space="preserve"> (</w:t>
-      </w:r>
-      <w:r>
-        <w:rPr>
-          <w:rFonts w:ascii="Calibri" w:eastAsia="Calibri" w:hAnsi="Calibri" w:cs="Calibri"/>
-          <w:sz w:val="24"/>
-          <w:szCs w:val="24"/>
-        </w:rPr>
-        <w:t>Self-Employed</w:t>
-      </w:r>
-      <w:r>
-        <w:rPr>
-          <w:rFonts w:ascii="Calibri" w:eastAsia="Calibri" w:hAnsi="Calibri" w:cs="Calibri"/>
-          <w:sz w:val="24"/>
-          <w:szCs w:val="24"/>
-        </w:rPr>
-        <w:t xml:space="preserve"> Contractor</w:t>
-      </w:r>
-      <w:r>
-        <w:rPr>
-          <w:rFonts w:ascii="Calibri" w:eastAsia="Calibri" w:hAnsi="Calibri" w:cs="Calibri"/>
-          <w:sz w:val="24"/>
-          <w:szCs w:val="24"/>
-        </w:rPr>
-        <w:t>)</w:t>
-      </w:r>
-      <w:r>
-        <w:rPr>
-          <w:rFonts w:ascii="Calibri" w:eastAsia="Calibri" w:hAnsi="Calibri" w:cs="Calibri"/>
-          <w:sz w:val="24"/>
-          <w:szCs w:val="24"/>
-        </w:rPr>
-        <w:t xml:space="preserve">, </w:t>
-      </w:r>
-      <w:r>
-        <w:rPr>
-          <w:rFonts w:ascii="Calibri" w:eastAsia="Calibri" w:hAnsi="Calibri" w:cs="Calibri"/>
-          <w:b/>
-          <w:bCs/>
-          <w:sz w:val="24"/>
-          <w:szCs w:val="24"/>
-        </w:rPr>
-        <w:t>Mar</w:t>
-      </w:r>
-      <w:r>
-        <w:rPr>
-          <w:rFonts w:ascii="Calibri" w:eastAsia="Calibri" w:hAnsi="Calibri" w:cs="Calibri"/>
-          <w:b/>
-          <w:bCs/>
-          <w:sz w:val="24"/>
-          <w:szCs w:val="24"/>
-        </w:rPr>
-        <w:t xml:space="preserve"> 2024 – </w:t>
-      </w:r>
-      <w:r>
-        <w:rPr>
-          <w:rFonts w:ascii="Calibri" w:eastAsia="Calibri" w:hAnsi="Calibri" w:cs="Calibri"/>
-          <w:b/>
-          <w:bCs/>
-          <w:sz w:val="24"/>
-          <w:szCs w:val="24"/>
-        </w:rPr>
-        <w:t>Present</w:t>
+        <w:t xml:space="preserve">Designed </w:t>
+      </w:r>
+      <w:r>
+        <w:rPr>
+          <w:rFonts w:ascii="Calibri" w:eastAsia="Calibri" w:hAnsi="Calibri" w:cs="Calibri"/>
+          <w:sz w:val="24"/>
+          <w:szCs w:val="24"/>
+          <w:highlight w:val="white"/>
+        </w:rPr>
+        <w:t>a</w:t>
+      </w:r>
+      <w:r>
+        <w:rPr>
+          <w:rFonts w:ascii="Calibri" w:eastAsia="Calibri" w:hAnsi="Calibri" w:cs="Calibri"/>
+          <w:sz w:val="24"/>
+          <w:szCs w:val="24"/>
+          <w:highlight w:val="white"/>
+        </w:rPr>
+        <w:t xml:space="preserve"> prototype of a CAS (Collision Avoidance System) for </w:t>
+      </w:r>
+      <w:r>
+        <w:rPr>
+          <w:rFonts w:ascii="Calibri" w:eastAsia="Calibri" w:hAnsi="Calibri" w:cs="Calibri"/>
+          <w:sz w:val="24"/>
+          <w:szCs w:val="24"/>
+          <w:highlight w:val="white"/>
+        </w:rPr>
+        <w:t xml:space="preserve">a </w:t>
+      </w:r>
+      <w:r>
+        <w:rPr>
+          <w:rFonts w:ascii="Calibri" w:eastAsia="Calibri" w:hAnsi="Calibri" w:cs="Calibri"/>
+          <w:sz w:val="24"/>
+          <w:szCs w:val="24"/>
+          <w:highlight w:val="white"/>
+        </w:rPr>
+        <w:t xml:space="preserve">racing car application. </w:t>
       </w:r>
     </w:p>
     <w:p>
@@ -1411,43 +1404,25 @@
           <w:szCs w:val="24"/>
           <w:highlight w:val="white"/>
         </w:rPr>
-        <w:t xml:space="preserve">Designed a Command Line Interface library for </w:t>
-      </w:r>
-      <w:r>
-        <w:rPr>
-          <w:rFonts w:ascii="Calibri" w:eastAsia="Calibri" w:hAnsi="Calibri" w:cs="Calibri"/>
-          <w:sz w:val="24"/>
-          <w:szCs w:val="24"/>
-          <w:highlight w:val="white"/>
-        </w:rPr>
-        <w:t>STM</w:t>
-      </w:r>
-      <w:r>
-        <w:rPr>
-          <w:rFonts w:ascii="Calibri" w:eastAsia="Calibri" w:hAnsi="Calibri" w:cs="Calibri"/>
-          <w:sz w:val="24"/>
-          <w:szCs w:val="24"/>
-          <w:highlight w:val="white"/>
-        </w:rPr>
-        <w:t xml:space="preserve">32 and </w:t>
-      </w:r>
-      <w:r>
-        <w:rPr>
-          <w:rFonts w:ascii="Calibri" w:eastAsia="Calibri" w:hAnsi="Calibri" w:cs="Calibri"/>
-          <w:sz w:val="24"/>
-          <w:szCs w:val="24"/>
-          <w:highlight w:val="white"/>
-        </w:rPr>
-        <w:t>ESP32</w:t>
-      </w:r>
-      <w:r>
-        <w:rPr>
-          <w:rFonts w:ascii="Calibri" w:eastAsia="Calibri" w:hAnsi="Calibri" w:cs="Calibri"/>
-          <w:sz w:val="24"/>
-          <w:szCs w:val="24"/>
-          <w:highlight w:val="white"/>
-        </w:rPr>
-        <w:t xml:space="preserve"> microcontrollers.</w:t>
+        <w:t xml:space="preserve">Designed and tested a </w:t>
+      </w:r>
+      <w:r>
+        <w:rPr>
+          <w:rFonts w:ascii="Calibri" w:eastAsia="Calibri" w:hAnsi="Calibri" w:cs="Calibri"/>
+          <w:sz w:val="24"/>
+          <w:szCs w:val="24"/>
+          <w:highlight w:val="white"/>
+        </w:rPr>
+        <w:t>low-power</w:t>
+      </w:r>
+      <w:r>
+        <w:rPr>
+          <w:rFonts w:ascii="Calibri" w:eastAsia="Calibri" w:hAnsi="Calibri" w:cs="Calibri"/>
+          <w:sz w:val="24"/>
+          <w:szCs w:val="24"/>
+          <w:highlight w:val="white"/>
+        </w:rPr>
+        <w:t xml:space="preserve"> datalogger system for general-purpose applications.</w:t>
       </w:r>
     </w:p>
     <w:p>
@@ -1473,43 +1448,121 @@
           <w:szCs w:val="24"/>
           <w:highlight w:val="white"/>
         </w:rPr>
-        <w:t xml:space="preserve">Designed </w:t>
-      </w:r>
-      <w:r>
-        <w:rPr>
-          <w:rFonts w:ascii="Calibri" w:eastAsia="Calibri" w:hAnsi="Calibri" w:cs="Calibri"/>
-          <w:sz w:val="24"/>
-          <w:szCs w:val="24"/>
-          <w:highlight w:val="white"/>
-        </w:rPr>
-        <w:t>a</w:t>
-      </w:r>
-      <w:r>
-        <w:rPr>
-          <w:rFonts w:ascii="Calibri" w:eastAsia="Calibri" w:hAnsi="Calibri" w:cs="Calibri"/>
-          <w:sz w:val="24"/>
-          <w:szCs w:val="24"/>
-          <w:highlight w:val="white"/>
-        </w:rPr>
-        <w:t xml:space="preserve"> prototype of a CAS (Collision Avoidance System) for </w:t>
-      </w:r>
-      <w:r>
-        <w:rPr>
-          <w:rFonts w:ascii="Calibri" w:eastAsia="Calibri" w:hAnsi="Calibri" w:cs="Calibri"/>
-          <w:sz w:val="24"/>
-          <w:szCs w:val="24"/>
-          <w:highlight w:val="white"/>
-        </w:rPr>
-        <w:t xml:space="preserve">a </w:t>
-      </w:r>
-      <w:r>
-        <w:rPr>
-          <w:rFonts w:ascii="Calibri" w:eastAsia="Calibri" w:hAnsi="Calibri" w:cs="Calibri"/>
-          <w:sz w:val="24"/>
-          <w:szCs w:val="24"/>
-          <w:highlight w:val="white"/>
-        </w:rPr>
-        <w:t xml:space="preserve">racing car application. </w:t>
+        <w:t xml:space="preserve">Execute requirements from verbal description to functional plan documentation, component selection, and layout and programming of a functional PCB using </w:t>
+      </w:r>
+      <w:r>
+        <w:rPr>
+          <w:rFonts w:ascii="Calibri" w:eastAsia="Calibri" w:hAnsi="Calibri" w:cs="Calibri"/>
+          <w:sz w:val="24"/>
+          <w:szCs w:val="24"/>
+        </w:rPr>
+        <w:t>surface-mount soldering.</w:t>
+      </w:r>
+      <w:r>
+        <w:rPr>
+          <w:rFonts w:ascii="Calibri" w:eastAsia="Calibri" w:hAnsi="Calibri" w:cs="Calibri"/>
+          <w:sz w:val="24"/>
+          <w:szCs w:val="24"/>
+        </w:rPr>
+        <w:t xml:space="preserve"> </w:t>
+      </w:r>
+    </w:p>
+    <w:p>
+      <w:pPr>
+        <w:rPr>
+          <w:rFonts w:ascii="Calibri" w:eastAsia="Calibri" w:hAnsi="Calibri" w:cs="Calibri"/>
+          <w:sz w:val="24"/>
+          <w:szCs w:val="24"/>
+        </w:rPr>
+      </w:pPr>
+    </w:p>
+    <w:p>
+      <w:pPr>
+        <w:rPr>
+          <w:rFonts w:ascii="Calibri" w:eastAsia="Calibri" w:hAnsi="Calibri" w:cs="Calibri"/>
+          <w:b/>
+          <w:bCs/>
+          <w:color w:val="000080"/>
+          <w:sz w:val="24"/>
+          <w:szCs w:val="24"/>
+        </w:rPr>
+      </w:pPr>
+      <w:r>
+        <w:rPr>
+          <w:rFonts w:ascii="Calibri" w:eastAsia="Calibri" w:hAnsi="Calibri" w:cs="Calibri"/>
+          <w:b/>
+          <w:color w:val="000080"/>
+          <w:sz w:val="24"/>
+          <w:szCs w:val="24"/>
+        </w:rPr>
+        <w:t xml:space="preserve">Embedded Systems Engineer, </w:t>
+      </w:r>
+      <w:r>
+        <w:rPr>
+          <w:rFonts w:ascii="Calibri" w:eastAsia="Calibri" w:hAnsi="Calibri" w:cs="Calibri"/>
+          <w:b/>
+          <w:sz w:val="24"/>
+          <w:szCs w:val="24"/>
+        </w:rPr>
+        <w:t>Morphace</w:t>
+      </w:r>
+      <w:r>
+        <w:rPr>
+          <w:rFonts w:ascii="Calibri" w:eastAsia="Calibri" w:hAnsi="Calibri" w:cs="Calibri"/>
+          <w:b/>
+          <w:color w:val="000080"/>
+          <w:sz w:val="24"/>
+          <w:szCs w:val="24"/>
+        </w:rPr>
+        <w:t xml:space="preserve"> </w:t>
+      </w:r>
+      <w:r>
+        <w:rPr>
+          <w:rFonts w:ascii="Calibri" w:eastAsia="Calibri" w:hAnsi="Calibri" w:cs="Calibri"/>
+          <w:sz w:val="24"/>
+          <w:szCs w:val="24"/>
+        </w:rPr>
+        <w:t>(Self-Employed Contractor),</w:t>
+      </w:r>
+      <w:r>
+        <w:rPr>
+          <w:rFonts w:ascii="Calibri" w:eastAsia="Calibri" w:hAnsi="Calibri" w:cs="Calibri"/>
+          <w:b/>
+          <w:color w:val="000080"/>
+          <w:sz w:val="24"/>
+          <w:szCs w:val="24"/>
+        </w:rPr>
+        <w:t xml:space="preserve"> </w:t>
+      </w:r>
+      <w:r>
+        <w:rPr>
+          <w:rFonts w:ascii="Calibri" w:eastAsia="Calibri" w:hAnsi="Calibri" w:cs="Calibri"/>
+          <w:b/>
+          <w:bCs/>
+          <w:sz w:val="24"/>
+          <w:szCs w:val="24"/>
+        </w:rPr>
+        <w:t>October</w:t>
+      </w:r>
+      <w:r>
+        <w:rPr>
+          <w:rFonts w:ascii="Calibri" w:eastAsia="Calibri" w:hAnsi="Calibri" w:cs="Calibri"/>
+          <w:b/>
+          <w:bCs/>
+          <w:sz w:val="24"/>
+          <w:szCs w:val="24"/>
+        </w:rPr>
+        <w:t xml:space="preserve"> 2025 – </w:t>
+      </w:r>
+      <w:r>
+        <w:rPr>
+          <w:rFonts w:ascii="Calibri" w:eastAsia="Calibri" w:hAnsi="Calibri" w:cs="Calibri"/>
+          <w:b/>
+          <w:bCs/>
+          <w:sz w:val="24"/>
+          <w:szCs w:val="24"/>
+        </w:rPr>
+        <w:t>April 2026</w:t>
       </w:r>
     </w:p>
     <w:p>
@@ -1535,58 +1588,44 @@
           <w:szCs w:val="24"/>
           <w:highlight w:val="white"/>
         </w:rPr>
-        <w:t xml:space="preserve">Designed and tested a </w:t>
-      </w:r>
-      <w:r>
-        <w:rPr>
-          <w:rFonts w:ascii="Calibri" w:eastAsia="Calibri" w:hAnsi="Calibri" w:cs="Calibri"/>
-          <w:sz w:val="24"/>
-          <w:szCs w:val="24"/>
-          <w:highlight w:val="white"/>
-        </w:rPr>
-        <w:t>low-power</w:t>
-      </w:r>
-      <w:r>
-        <w:rPr>
-          <w:rFonts w:ascii="Calibri" w:eastAsia="Calibri" w:hAnsi="Calibri" w:cs="Calibri"/>
-          <w:sz w:val="24"/>
-          <w:szCs w:val="24"/>
-          <w:highlight w:val="white"/>
-        </w:rPr>
-        <w:t xml:space="preserve"> datalogger system for general-purpose applications.</w:t>
-      </w:r>
-    </w:p>
-    <w:p>
-      <w:pPr>
+        <w:t>Designed embedded circuits and PCBs in KiCad for skin-health and bioelectronics applications</w:t>
+      </w:r>
+    </w:p>
+    <w:p>
+      <w:pPr>
+        <w:pStyle w:val="ListParagraph"/>
         <w:keepLines/>
         <w:numPr>
           <w:ilvl w:val="0"/>
-          <w:numId w:val="1"/>
+          <w:numId w:val="2"/>
         </w:numPr>
-        <w:ind w:left="283" w:hanging="283"/>
-        <w:rPr>
-          <w:rFonts w:ascii="Calibri" w:eastAsia="Calibri" w:hAnsi="Calibri" w:cs="Calibri"/>
-          <w:sz w:val="24"/>
-          <w:szCs w:val="24"/>
-        </w:rPr>
-      </w:pPr>
-      <w:r>
-        <w:rPr>
-          <w:rFonts w:ascii="Calibri" w:eastAsia="Calibri" w:hAnsi="Calibri" w:cs="Calibri"/>
-          <w:sz w:val="24"/>
-          <w:szCs w:val="24"/>
-          <w:highlight w:val="white"/>
-        </w:rPr>
-        <w:t xml:space="preserve">Execute requirements from verbal description to functional plan documentation, component selection, and layout and programming of a functional PCB using </w:t>
-      </w:r>
-      <w:r>
-        <w:rPr>
-          <w:rFonts w:ascii="Calibri" w:eastAsia="Calibri" w:hAnsi="Calibri" w:cs="Calibri"/>
-          <w:sz w:val="24"/>
-          <w:szCs w:val="24"/>
-        </w:rPr>
-        <w:t>surface-mount soldering.</w:t>
-      </w:r>
+        <w:ind w:left="284" w:hanging="284"/>
+        <w:rPr>
+          <w:rFonts w:ascii="Calibri" w:eastAsia="Calibri" w:hAnsi="Calibri" w:cs="Calibri"/>
+          <w:sz w:val="24"/>
+          <w:szCs w:val="24"/>
+          <w:highlight w:val="white"/>
+        </w:rPr>
+      </w:pPr>
+      <w:r>
+        <w:rPr>
+          <w:rFonts w:ascii="Calibri" w:eastAsia="Calibri" w:hAnsi="Calibri" w:cs="Calibri"/>
+          <w:sz w:val="24"/>
+          <w:szCs w:val="24"/>
+          <w:highlight w:val="white"/>
+        </w:rPr>
+        <w:t>Supported hardware validation and regulatory compliance under CSA SPE-3000:19</w:t>
+      </w:r>
+    </w:p>
+    <w:p>
+      <w:pPr>
+        <w:keepLines/>
+        <w:rPr>
+          <w:rFonts w:ascii="Calibri" w:eastAsia="Calibri" w:hAnsi="Calibri" w:cs="Calibri"/>
+          <w:sz w:val="24"/>
+          <w:szCs w:val="24"/>
+        </w:rPr>
+      </w:pPr>
     </w:p>
     <w:p>
       <w:pPr>
@@ -1622,7 +1661,6 @@
           <w:sz w:val="48"/>
           <w:szCs w:val="48"/>
         </w:rPr>
-        <w:lastRenderedPageBreak/>
         <w:t>Carlos Narvaez</w:t>
       </w:r>
     </w:p>
@@ -4750,28 +4788,28 @@
 </file>
 
 <file path=customXml/item1.xml><?xml version="1.0" encoding="utf-8"?>
+<b:Sources xmlns:b="http://schemas.openxmlformats.org/officeDocument/2006/bibliography" xmlns="http://schemas.openxmlformats.org/officeDocument/2006/bibliography" SelectedStyle="\APASixthEditionOfficeOnline.xsl" StyleName="APA" Version="6"/>
+</file>
+
+<file path=customXml/item2.xml><?xml version="1.0" encoding="utf-8"?>
 <go:gDocsCustomXmlDataStorage xmlns:go="http://customooxmlschemas.google.com/" xmlns:r="http://schemas.openxmlformats.org/officeDocument/2006/relationships" uri="GoogleDocsCustomDataVersion1">
   <go:docsCustomData xmlns:go="http://customooxmlschemas.google.com/" roundtripDataSignature="AMtx7mgrmCtFGRy3Gfbv8BE7oeHZVxueWA==">AMUW2mWGBH8APKN8sYwOXy1IuvjhYj6Afk1Fyk0oz9EME3IhmdqGc/F9Ela7VXi3BEKBXEjlb+ax/PcYLtwxmj2aeJFR8z4tVY8hJEGTNFm517hKrVpFSknYqjrGrl+BQRi89jBlYB6iINhExeZYXaw1xNlRagAWUd/AaS9h7XFw3/C+gg5mBjo1W8umKFfcQg2BdYQPI4qbAhq34ItJZSZxH4MF8RST3PhPixMHxP4kAVSFXRSgIbKVtw8GeqJnD0lZOhd0RcmOvCOL+z1f4vQ3SXpx0DkmhA==</go:docsCustomData>
 </go:gDocsCustomXmlDataStorage>
 </file>
 
-<file path=customXml/item2.xml><?xml version="1.0" encoding="utf-8"?>
-<b:Sources xmlns:b="http://schemas.openxmlformats.org/officeDocument/2006/bibliography" xmlns="http://schemas.openxmlformats.org/officeDocument/2006/bibliography" SelectedStyle="\APASixthEditionOfficeOnline.xsl" StyleName="APA" Version="6"/>
+<file path=customXml/itemProps1.xml><?xml version="1.0" encoding="utf-8"?>
+<ds:datastoreItem xmlns:ds="http://schemas.openxmlformats.org/officeDocument/2006/customXml" ds:itemID="{126E620F-AF78-4656-8272-9B8973D46655}">
+  <ds:schemaRefs>
+    <ds:schemaRef ds:uri="http://schemas.openxmlformats.org/officeDocument/2006/bibliography"/>
+  </ds:schemaRefs>
+</ds:datastoreItem>
 </file>
 
-<file path=customXml/itemProps1.xml><?xml version="1.0" encoding="utf-8"?>
+<file path=customXml/itemProps2.xml><?xml version="1.0" encoding="utf-8"?>
 <ds:datastoreItem xmlns:ds="http://schemas.openxmlformats.org/officeDocument/2006/customXml" ds:itemID="{11111111-1234-1234-1234-123412341234}">
   <ds:schemaRefs>
     <ds:schemaRef ds:uri="http://customooxmlschemas.google.com/"/>
     <ds:schemaRef ds:uri="http://schemas.openxmlformats.org/officeDocument/2006/relationships"/>
   </ds:schemaRefs>
 </ds:datastoreItem>
-</file>
-
-<file path=customXml/itemProps2.xml><?xml version="1.0" encoding="utf-8"?>
-<ds:datastoreItem xmlns:ds="http://schemas.openxmlformats.org/officeDocument/2006/customXml" ds:itemID="{126E620F-AF78-4656-8272-9B8973D46655}">
-  <ds:schemaRefs>
-    <ds:schemaRef ds:uri="http://schemas.openxmlformats.org/officeDocument/2006/bibliography"/>
-  </ds:schemaRefs>
-</ds:datastoreItem>
 </file>